--- a/일본판/3부/3부_3화_안에서만_열리는_문.docx
+++ b/일본판/3부/3부_3화_안에서만_열리는_문.docx
@@ -352,7 +352,7 @@
           <w:i w:val="0"/>
           <w:sz w:val="22"/>
         </w:rPr>
-        <w:t>久我が、先日のご葬儀に伺えなかったことを、気にしております。ついては、二十日の木曜、午後三時に、ご自宅へご足労いただければと。お一人で、とのことです。</w:t>
+        <w:t>久我が先日のご葬儀に伺えなかったことを、気にしております。ついては二十日の木曜、午後三時に、ご自宅へご足労いただければと。お一人でとのことです。</w:t>
       </w:r>
     </w:p>
     <w:p>
@@ -375,7 +375,7 @@
           <w:i w:val="0"/>
           <w:sz w:val="22"/>
         </w:rPr>
-        <w:t>久我先生が、僕に。</w:t>
+        <w:t>久我先生が僕に。</w:t>
       </w:r>
     </w:p>
     <w:p>
@@ -459,7 +459,7 @@
           <w:i w:val="0"/>
           <w:sz w:val="22"/>
         </w:rPr>
-        <w:t>四十五年、同じ党で、同じ選挙区の隣で、競ってきた人です。父が嫌いな、ただ一人の人でした。</w:t>
+        <w:t>四十五年、同じ党で同じ選挙区の隣で、競ってきた人です。父が嫌いな、ただ一人の人でした。</w:t>
       </w:r>
     </w:p>
     <w:p>
@@ -505,7 +505,7 @@
           <w:i w:val="0"/>
           <w:sz w:val="22"/>
         </w:rPr>
-        <w:t>父は、行く人でした。(封筒を内ポケットに入れる。上着の下で、小さな金属が当たる)行かないと、相手に負けたことになる、と。</w:t>
+        <w:t>父は行く人でした。(封筒を内ポケットに入れる。上着の下で小さな金属が当たる)行かないと、相手に負けたことになる、と。</w:t>
       </w:r>
     </w:p>
     <w:p>
@@ -649,7 +649,7 @@
           <w:color w:val="555555"/>
           <w:sz w:val="22"/>
         </w:rPr>
-        <w:t>(座敷。炭火の火鉢。床の間に、墨の掛け軸。久我が自ら、急須で茶を淹れる。緑茶。)</w:t>
+        <w:t>(座敷。炭火の火鉢。床の間に墨の掛け軸。久我が自ら、急須で茶を淹れる。緑茶。)</w:t>
       </w:r>
     </w:p>
     <w:p>
@@ -672,7 +672,7 @@
           <w:i w:val="0"/>
           <w:sz w:val="22"/>
         </w:rPr>
-        <w:t>君の父上とは、昭和四十七年からの付き合いだ。同じ年に、同じ党で、同じ県から出た。以来、互いに一度も、譲らなかった。</w:t>
+        <w:t>君の父上とは昭和四十七年からの付き合いだ。同じ年に同じ党で同じ県から出た。以来、互いに一度も、譲らなかった。</w:t>
       </w:r>
     </w:p>
     <w:p>
@@ -894,7 +894,7 @@
           <w:i w:val="0"/>
           <w:sz w:val="22"/>
         </w:rPr>
-        <w:t>だから話すのだ。(扇子を畳に置く)いいか。外からは、この門は開かない。取っ手がないからね。君がどれほど外から叩いても、世論が沸いても、官僚が頭を下げても、開かない。内側の者が、自分の手で閂を外す。それが、この世界の作りだ。</w:t>
+        <w:t>だから話すのだ。(扇子を畳に置く)いいか。外からは、この門は開かない。取っ手がないからね。君がどれほど外から叩いても、世論が沸いても、官僚が頭を下げても、開かない。内側の者が、自分の手で閂を外す。それがこの世界の作りだ。</w:t>
       </w:r>
     </w:p>
     <w:p>
@@ -940,7 +940,7 @@
           <w:i w:val="0"/>
           <w:sz w:val="22"/>
         </w:rPr>
-        <w:t>おかしい。(あっさりと)だが、その作りの外で叫んでも、君の原告たちの水は、一滴も動かない。この三年で、君はそれを知ったはずだ。</w:t>
+        <w:t>おかしい。(あっさりと)だがその作りの外で叫んでも、君の原告たちの水は、一滴も動かない。この三年で、君はそれを知ったはずだ。</w:t>
       </w:r>
     </w:p>
     <w:p>
@@ -978,7 +978,7 @@
           <w:i w:val="0"/>
           <w:sz w:val="22"/>
         </w:rPr>
-        <w:t>曾子の言葉を、知っているかね。「士は以て弘毅ならざるべからず。任重くして道遠し。仁以て己が任と為す、亦た重からずや。死して後已む、亦た遠からずや」。功は、これを書斎に掛けていた。私も、同じ言葉を、同じ頃に掛けた。</w:t>
+        <w:t>曾子の言葉を、知っているかね。「士は以て弘毅ならざるべからず。任重くして道遠し。仁以て己が任と為す、亦た重からずや。死して後已む、亦た遠からずや」。功はこれを書斎に掛けていた。私も同じ言葉を、同じ頃に掛けた。</w:t>
       </w:r>
     </w:p>
     <w:p>
@@ -1024,7 +1024,7 @@
           <w:i w:val="0"/>
           <w:sz w:val="22"/>
         </w:rPr>
-        <w:t>笑い話だ。二人とも、相手の部屋に何が掛かっているかを、四十年知らなかった。(茶を啜る)……私は君に、出ろとは言わん。出たら守るとも言わん。出ない自由は君にある。ただ、出ないなら、あの椅子には別の者が座る。座った者が、君の訴えを聞くかどうかは、私にも保証できない。</w:t>
+        <w:t>笑い話だ。二人とも相手の部屋に何が掛かっているかを、四十年知らなかった。(茶を啜る)……私は君に、出ろとは言わん。出たら守るとも言わん。出ない自由は君にある。ただ、出ないなら、あの椅子には別の者が座る。座った者が君の訴えを聞くかどうかは、私にも保証できない。</w:t>
       </w:r>
     </w:p>
     <w:p>
@@ -1070,7 +1070,7 @@
           <w:i w:val="0"/>
           <w:sz w:val="22"/>
         </w:rPr>
-        <w:t>試験だ。(穏やかに笑う)私は、功の息子が、どんな肚を持っているか、見ておきたい。それだけだ。悪い意味ではない。</w:t>
+        <w:t>試験だ。(穏やかに笑う)私は功の息子が、どんな肚を持っているか、見ておきたい。それだけだ。悪い意味ではない。</w:t>
       </w:r>
     </w:p>
     <w:p>
@@ -1108,7 +1108,7 @@
           <w:i w:val="0"/>
           <w:sz w:val="22"/>
         </w:rPr>
-        <w:t>閂は、君が外から叩く間は、掛かったままだ。外すのは、いつも内側にいる者でね。……雪道に気をつけたまえ。</w:t>
+        <w:t>閂は君が外から叩く間は、掛かったままだ。外すのは、いつも内側にいる者でね。……雪道に気をつけたまえ。</w:t>
       </w:r>
     </w:p>
     <w:p>
@@ -1138,7 +1138,7 @@
           <w:color w:val="555555"/>
           <w:sz w:val="22"/>
         </w:rPr>
-        <w:t>(2022年1月21日(金)午後8時。居酒屋「潮彩」。貸切の札。大鍋に、粕汁。奥の座敷に浜野、遠藤、和代、翔太。三浦はリクの塾の迎えを済ませて、遅れて入る。壁際に宇佐美。遼は少し遅れて入口の戸を引く。髪に、融けかけた雪。)</w:t>
+        <w:t>(2022年1月21日(金)午後8時。居酒屋「潮彩」。貸切の札。大鍋に粕汁。奥の座敷に浜野、遠藤、和代、翔太。三浦はリクの塾の迎えを済ませて、遅れて入る。壁際に宇佐美。遼は少し遅れて入口の戸を引く。髪に融けかけた雪。)</w:t>
       </w:r>
     </w:p>
     <w:p>
@@ -1161,7 +1161,7 @@
           <w:i w:val="0"/>
           <w:sz w:val="22"/>
         </w:rPr>
-        <w:t>ほら、遼さん。粕汁は、あったまるべ。まず食え。</w:t>
+        <w:t>ほら、遼さん。粕汁はあったまるべ。まず食え。</w:t>
       </w:r>
     </w:p>
     <w:p>
@@ -1199,7 +1199,7 @@
           <w:color w:val="555555"/>
           <w:sz w:val="22"/>
         </w:rPr>
-        <w:t>(椀を置く。畳に座る。全員が、遼が何かを言うのを待っている。それが、分かる。)</w:t>
+        <w:t>(椀を置く。畳に座る。全員が遼が何かを言うのを待っている。それが、分かる。)</w:t>
       </w:r>
     </w:p>
     <w:p>
@@ -1260,7 +1260,7 @@
           <w:i w:val="0"/>
           <w:sz w:val="22"/>
         </w:rPr>
-        <w:t>父の議席の補選が、四月にあります。後援会や党の方々が、僕に、出ないかと。久我先生にも、昨日、話をされました。</w:t>
+        <w:t>父の議席の補選が、四月にあります。後援会や党の方々が、僕に出ないかと。久我先生にも昨日、話をされました。</w:t>
       </w:r>
     </w:p>
     <w:p>
@@ -1298,7 +1298,7 @@
           <w:i w:val="0"/>
           <w:sz w:val="22"/>
         </w:rPr>
-        <w:t>先生が、国会に。……おれらの裁判、どうなるんすか。</w:t>
+        <w:t>先生が国会に。……おれらの裁判、どうなるんすか。</w:t>
       </w:r>
     </w:p>
     <w:p>
@@ -1321,7 +1321,7 @@
           <w:i w:val="0"/>
           <w:sz w:val="22"/>
         </w:rPr>
-        <w:t>一審の代理人は、続けられないかもしれません。控訴審は、別の弁護士にお願いするか、三浦さんと宇佐美先生で。</w:t>
+        <w:t>一審の代理人は、続けられないかもしれません。控訴審は別の弁護士にお願いするか、三浦さんと宇佐美先生で。</w:t>
       </w:r>
     </w:p>
     <w:p>
@@ -1367,7 +1367,7 @@
           <w:i w:val="0"/>
           <w:sz w:val="22"/>
         </w:rPr>
-        <w:t>行く、という言い方が、正しいのか、僕にも分かりません。</w:t>
+        <w:t>行くという言い方が正しいのか、僕にも分かりません。</w:t>
       </w:r>
     </w:p>
     <w:p>
@@ -1428,7 +1428,7 @@
           <w:i w:val="0"/>
           <w:sz w:val="22"/>
         </w:rPr>
-        <w:t>やれ。おらは何も難しいことは分かんねえ。ただ、あの人が死んで、先生が、一人でこの家に居る。それを、おらは、見てた。逃げねえで、やれ。やってる所を、おらは、見てっから。</w:t>
+        <w:t>やれ。おらは何も難しいことは分かんねえ。ただ、あの人が死んで、先生が一人でこの家に居る。それをおらは見てた。逃げねえでやれ。やってる所を、おらは見てっから。</w:t>
       </w:r>
     </w:p>
     <w:p>
@@ -1535,7 +1535,7 @@
           <w:i w:val="0"/>
           <w:sz w:val="22"/>
         </w:rPr>
-        <w:t>……おらは、何も言わね。(低く)今は、聞いてる。聞くだけだ。</w:t>
+        <w:t>……おらは、何も言わね。(低く)今は聞いてる。聞くだけだ。</w:t>
       </w:r>
     </w:p>
     <w:p>
@@ -1581,7 +1581,7 @@
           <w:i w:val="0"/>
           <w:sz w:val="22"/>
         </w:rPr>
-        <w:t>決めたら、言え。ここで、みんなの前で、先生の口で。それ以外は、おらは、何も言わね。(椀に目を落とす)飯が冷める。食え。</w:t>
+        <w:t>決めたら、言え。ここでみんなの前で、先生の口で。それ以外はおらは何も言わね。(椀に目を落とす)飯が冷める。食え。</w:t>
       </w:r>
     </w:p>
     <w:p>
@@ -1596,7 +1596,7 @@
           <w:color w:val="555555"/>
           <w:sz w:val="22"/>
         </w:rPr>
-        <w:t>(遼は、粕汁を口に運ぶ。味が、よく分からない。宇佐美が壁際から、小さく咳払いをする。)</w:t>
+        <w:t>(遼は粕汁を口に運ぶ。味が、よく分からない。宇佐美が壁際から、小さく咳払いをする。)</w:t>
       </w:r>
     </w:p>
     <w:p>
@@ -1695,7 +1695,7 @@
           <w:i w:val="0"/>
           <w:sz w:val="22"/>
         </w:rPr>
-        <w:t>国賠の代理人が、与党の議員になる。法律上は、兼職を禁じる規定はない。だが現実はどうか。国の指定代理人が、最初の期日で、そこを突く。「原告代理人は、国政の一翼を担う政党の公認候補です」と。裁判所が、それをどう読むかは、わしにも言えない。</w:t>
+        <w:t>国賠の代理人が、与党の議員になる。法律上は兼職を禁じる規定はない。だが現実はどうか。国の指定代理人が、最初の期日で、そこを突く。「原告代理人は、国政の一翼を担う政党の公認候補です」と。裁判所がそれをどう読むかは、わしにも言えない。</w:t>
       </w:r>
     </w:p>
     <w:p>
@@ -1741,7 +1741,7 @@
           <w:i w:val="0"/>
           <w:sz w:val="22"/>
         </w:rPr>
-        <w:t>降りるか、名義を残して実務を三浦さんと、わしが担うか。どちらにしても、先生が前に立つ法廷は、一度は終わる。(湯呑みを置く)それと、もう一つ。議員になれば、君は、国を撃つ側ではなく、国を動かす側に回る。撃つ弾は、君の手の中で、別のものになる。</w:t>
+        <w:t>降りるか、名義を残して実務を三浦さんと、わしが担うか。どちらにしても先生が前に立つ法廷は、一度は終わる。(湯呑みを置く)それともう一つ。議員になれば、君は国を撃つ側ではなく、国を動かす側に回る。撃つ弾は君の手の中で別のものになる。</w:t>
       </w:r>
     </w:p>
     <w:p>
@@ -1787,7 +1787,7 @@
           <w:i w:val="0"/>
           <w:sz w:val="22"/>
         </w:rPr>
-        <w:t>悪い意味じゃない。その弾の方が、遠くまで届く場合もある。ただ、中に入った人間が、外へ戻れた例を、わしはあまり見ていない。</w:t>
+        <w:t>悪い意味じゃない。その弾の方が遠くまで届く場合もある。ただ、中に入った人間が、外へ戻れた例を、わしはあまり見ていない。</w:t>
       </w:r>
     </w:p>
     <w:p>
@@ -1802,7 +1802,7 @@
           <w:color w:val="555555"/>
           <w:sz w:val="22"/>
         </w:rPr>
-        <w:t>(遼は黙って、ソファの背に体を預ける。窓の外で、屋根の雪が、少し落ちる。)</w:t>
+        <w:t>(遼は黙って、ソファの背に体を預ける。窓の外で屋根の雪が少し落ちる。)</w:t>
       </w:r>
     </w:p>
     <w:p>
@@ -1858,7 +1858,7 @@
           <w:i w:val="0"/>
           <w:sz w:val="22"/>
         </w:rPr>
-        <w:t>私は、何も言いません。先生が決める前には。……ひとつだけ。事務所の家賃と、湾の記録の箱の保管場所と、依頼人の名簿の管理。そこは、誰が決めても、私が見ます。それは、最初から決まっていますから。</w:t>
+        <w:t>私は何も言いません。先生が決める前には。……ひとつだけ。事務所の家賃と、湾の記録の箱の保管場所と、依頼人の名簿の管理。そこは誰が決めても、私が見ます。それは、最初から決まっていますから。</w:t>
       </w:r>
     </w:p>
     <w:p>
@@ -1904,7 +1904,7 @@
           <w:i w:val="0"/>
           <w:sz w:val="22"/>
         </w:rPr>
-        <w:t>はい。桐生先生に、お茶の淹れ方を、教わった日から。(目を伏せたまま)鉄瓶の火は、私が、消しません。</w:t>
+        <w:t>はい。桐生先生にお茶の淹れ方を、教わった日から。(目を伏せたまま)鉄瓶の火は、私が消しません。</w:t>
       </w:r>
     </w:p>
     <w:p>
@@ -1919,7 +1919,7 @@
           <w:color w:val="555555"/>
           <w:sz w:val="22"/>
         </w:rPr>
-        <w:t>(遼はそれに、返事をしない。宇佐美が立ち上がり、コートを取る。)</w:t>
+        <w:t>(遼はそれに返事をしない。宇佐美が立ち上がり、コートを取る。)</w:t>
       </w:r>
     </w:p>
     <w:p>
@@ -1942,7 +1942,7 @@
           <w:i w:val="0"/>
           <w:sz w:val="22"/>
         </w:rPr>
-        <w:t>先生。わしがもう一つ言えるのは、これだけだ。いずれにしても、決めたことを、他人のせいにするな。受かっても、落ちても。</w:t>
+        <w:t>先生。わしがもう一つ言えるのは、これだけだ。いずれにしても、決めたことを他人のせいにするな。受かっても落ちても。</w:t>
       </w:r>
     </w:p>
     <w:p>
@@ -1957,7 +1957,7 @@
           <w:color w:val="555555"/>
           <w:sz w:val="22"/>
         </w:rPr>
-        <w:t>(宇佐美は、出ていく。ベルが小さく鳴る。三浦は湯呑みを二つ下げ、遼の前の湯呑みだけ、少しだけ置き直す。)</w:t>
+        <w:t>(宇佐美は出ていく。ベルが小さく鳴る。三浦は湯呑みを二つ下げ、遼の前の湯呑みだけ、少しだけ置き直す。)</w:t>
       </w:r>
     </w:p>
     <w:p>
@@ -1987,7 +1987,7 @@
           <w:color w:val="555555"/>
           <w:sz w:val="22"/>
         </w:rPr>
-        <w:t>(2022年1月24日(月)午後5時。汐見の真壁の家。雪はまた降り、止み、庭に薄い氷が張っている。客間の仏壇に、功の遺影と、湯呑み。遼が線香をあげる。澄子が、盆に緑茶を二つ載せて入ってくる。)</w:t>
+        <w:t>(2022年1月24日(月)午後5時。汐見の真壁の家。雪はまた降り、止み、庭に薄い氷が張っている。客間の仏壇に、功の遺影と湯呑み。遼が線香をあげる。澄子が盆に緑茶を二つ載せて入ってくる。)</w:t>
       </w:r>
     </w:p>
     <w:p>
@@ -2071,7 +2071,7 @@
           <w:color w:val="555555"/>
           <w:sz w:val="22"/>
         </w:rPr>
-        <w:t>(間。外で、車の止まる音。榊が、紺のコートのまま、廊下に立つ。)</w:t>
+        <w:t>(間。外で車の止まる音。榊が紺のコートのまま、廊下に立つ。)</w:t>
       </w:r>
     </w:p>
     <w:p>
@@ -2140,7 +2140,7 @@
           <w:i w:val="0"/>
           <w:sz w:val="22"/>
         </w:rPr>
-        <w:t>県連が、二月二十八日に公募を締めます。その前に、遼さんのご意向を、と。</w:t>
+        <w:t>県連が二月二十八日に公募を締めます。その前に遼さんのご意向を、と。</w:t>
       </w:r>
     </w:p>
     <w:p>
@@ -2242,7 +2242,7 @@
           <w:i w:val="0"/>
           <w:sz w:val="22"/>
         </w:rPr>
-        <w:t>遼さんが、お決めになってから。先生は、そう仰いました。お決めになるのが、出る出ないの意味かどうか、それも私には。</w:t>
+        <w:t>遼さんがお決めになってから。先生はそう仰いました。お決めになるのが、出る出ないの意味かどうか、それも私には。</w:t>
       </w:r>
     </w:p>
     <w:p>
@@ -2288,7 +2288,7 @@
           <w:i w:val="0"/>
           <w:sz w:val="22"/>
         </w:rPr>
-        <w:t>お預かりしたまま、お返しする先を、探すことになります。(顔を上げる)出られるなら、後援会の名簿と、事務所の鍵と、帳簿の一部を、お渡しする用意をしております。「一部」と、今、申し上げました。</w:t>
+        <w:t>お預かりしたまま、お返しする先を探すことになります。(顔を上げる)出られるなら、後援会の名簿と、事務所の鍵と帳簿の一部をお渡しする用意をしております。「一部」と今、申し上げました。</w:t>
       </w:r>
     </w:p>
     <w:p>
@@ -2418,7 +2418,7 @@
           <w:i w:val="0"/>
           <w:sz w:val="22"/>
         </w:rPr>
-        <w:t>外からはね。(静かに)中に入ったら、違うかもしれないし、同じかもしれない。母親にも、それは分からないの。</w:t>
+        <w:t>外からはね。(静かに)中に入ったら、違うかもしれないし、同じかもしれない。母親にもそれは分からないの。</w:t>
       </w:r>
     </w:p>
     <w:p>
@@ -2478,7 +2478,7 @@
           <w:color w:val="555555"/>
           <w:sz w:val="22"/>
         </w:rPr>
-        <w:t>(机の引き出しから、封筒の束を出す。県連から。後援会から。党本部から。一通ずつ、並べる。「ご協力のお願い」の類。誰も、「出てほしい」とは書いていない。それが、却って重い。)</w:t>
+        <w:t>(机の引き出しから、封筒の束を出す。県連から。後援会から。党本部から。一通ずつ、並べる。「ご協力のお願い」の類。誰も「出てほしい」とは書いていない。それが、却って重い。)</w:t>
       </w:r>
     </w:p>
     <w:p>
@@ -2493,7 +2493,7 @@
           <w:color w:val="555555"/>
           <w:sz w:val="22"/>
         </w:rPr>
-        <w:t>(鉄瓶の湯で、ほうじ茶を淹れる。湯呑みは二つ。一つを桐生の机の隅に置く。もう一つを、自分の前に。煙が一本、立つ。)</w:t>
+        <w:t>(鉄瓶の湯でほうじ茶を淹れる。湯呑みは二つ。一つを桐生の机の隅に置く。もう一つを、自分の前に。煙が一本、立つ。)</w:t>
       </w:r>
     </w:p>
     <w:p>
@@ -2516,7 +2516,7 @@
           <w:i w:val="0"/>
           <w:sz w:val="22"/>
         </w:rPr>
-        <w:t>先生。……行ってきます、とは、まだ言えません。</w:t>
+        <w:t>先生。……行ってきます、とはまだ言えません。</w:t>
       </w:r>
     </w:p>
     <w:p>
@@ -2554,7 +2554,7 @@
           <w:i w:val="0"/>
           <w:sz w:val="22"/>
         </w:rPr>
-        <w:t>久我先生は、外からは開かない、と言いました。先生は、外から叩き続けた人でした。僕は、その叩き方を、先生から教わりました。叩き方は、使うことになると思います。内側でも。</w:t>
+        <w:t>久我先生は、外からは開かない、と言いました。先生は外から叩き続けた人でした。僕はその叩き方を、先生から教わりました。叩き方は使うことになると思います。内側でも。</w:t>
       </w:r>
     </w:p>
     <w:p>
@@ -2592,7 +2592,7 @@
           <w:i w:val="0"/>
           <w:sz w:val="22"/>
         </w:rPr>
-        <w:t>父の椅子には、座りません。でも、僕の椅子として、座ります。そう言えるように、なりたい。……約束できるのは、そこまでです。</w:t>
+        <w:t>父の椅子には座りません。でも僕の椅子として、座ります。そう言えるように、なりたい。……約束できるのは、そこまでです。</w:t>
       </w:r>
     </w:p>
     <w:p>
@@ -2607,7 +2607,7 @@
           <w:color w:val="555555"/>
           <w:sz w:val="22"/>
         </w:rPr>
-        <w:t>(コートの内ポケットから、鍵を出す。真鍮色の、小さな鍵。机の上、湯呑みの横に置く。見つめる。また、ポケットに戻す。)</w:t>
+        <w:t>(コートの内ポケットから、鍵を出す。真鍮色の小さな鍵。机の上、湯呑みの横に置く。見つめる。またポケットに戻す。)</w:t>
       </w:r>
     </w:p>
     <w:p>
@@ -2622,7 +2622,7 @@
           <w:color w:val="555555"/>
           <w:sz w:val="22"/>
         </w:rPr>
-        <w:t>(窓の外で、凍った雪が、屋根からゆっくり落ちる。)</w:t>
+        <w:t>(窓の外で凍った雪が、屋根からゆっくり落ちる。)</w:t>
       </w:r>
     </w:p>
     <w:p>
@@ -2660,7 +2660,7 @@
           <w:color w:val="555555"/>
           <w:sz w:val="22"/>
         </w:rPr>
-        <w:t>(その二音は、部屋に響かない。小さな声で言った。誰にも、聞かれていない。)</w:t>
+        <w:t>(その二音は、部屋に響かない。小さな声で言った。誰にも聞かれていない。)</w:t>
       </w:r>
     </w:p>
     <w:p>
@@ -2690,7 +2690,7 @@
           <w:color w:val="555555"/>
           <w:sz w:val="22"/>
         </w:rPr>
-        <w:t>(2022年1月27日(木)午前5時半。鳩町の漁港。凍てついた岸壁。浜野の船「第三浜吉丸」の隣で、浜野が網を繕っている。港の水は、重く黒い。遼は岸壁の端で、魔法瓶を抱えて、立つ。)</w:t>
+        <w:t>(2022年1月27日(木)午前5時半。鳩町の漁港。凍てついた岸壁。浜野の船「第三浜吉丸」の隣で浜野が網を繕っている。港の水は、重く黒い。遼は岸壁の端で、魔法瓶を抱えて、立つ。)</w:t>
       </w:r>
     </w:p>
     <w:p>
@@ -2736,7 +2736,7 @@
           <w:i w:val="0"/>
           <w:sz w:val="22"/>
         </w:rPr>
-        <w:t>出る前に、と思って。</w:t>
+        <w:t>出る前にと思って。</w:t>
       </w:r>
     </w:p>
     <w:p>
@@ -2797,7 +2797,7 @@
           <w:i w:val="0"/>
           <w:sz w:val="22"/>
         </w:rPr>
-        <w:t>浜野さん。まだ誰にも、言っていません。浜野さんが、最初です。</w:t>
+        <w:t>浜野さん。まだ誰にも言っていません。浜野さんが、最初です。</w:t>
       </w:r>
     </w:p>
     <w:p>
@@ -2812,7 +2812,7 @@
           <w:color w:val="555555"/>
           <w:sz w:val="22"/>
         </w:rPr>
-        <w:t>(網針の動きが、止まる。)</w:t>
+        <w:t>(網針の動きが止まる。)</w:t>
       </w:r>
     </w:p>
     <w:p>
@@ -2904,7 +2904,7 @@
           <w:i w:val="0"/>
           <w:sz w:val="22"/>
         </w:rPr>
-        <w:t>聞いた。それだけだ。(針を置き、茶を取る。湯気が顔にかかる)二月七日の集会で、もう一度、言え。みんなの前で。おらの前じゃなくて、みんなの前で。</w:t>
+        <w:t>聞いた。それだけだ。(針を置き茶を取る。湯気が顔にかかる)二月七日の集会で、もう一度、言え。みんなの前で。おらの前じゃなくて、みんなの前で。</w:t>
       </w:r>
     </w:p>
     <w:p>
@@ -2996,7 +2996,7 @@
           <w:i w:val="0"/>
           <w:sz w:val="22"/>
         </w:rPr>
-        <w:t>そうか。それならいい。(蓋を返す)おらは、今は、何も言わね。言う時が来たら、言う。それまで、茶は、飲む。</w:t>
+        <w:t>そうか。それならいい。(蓋を返す)おらは今は何も言わね。言う時が来たら、言う。それまで、茶は飲む。</w:t>
       </w:r>
     </w:p>
     <w:p>
@@ -3011,7 +3011,7 @@
           <w:color w:val="555555"/>
           <w:sz w:val="22"/>
         </w:rPr>
-        <w:t>(遼は立ち上がる。港の水に、朝の灰色の光が、差し始める。浜野は網の続きに戻る。針が、一目ずつ進む。)</w:t>
+        <w:t>(遼は立ち上がる。港の水に、朝の灰色の光が、差し始める。浜野は網の続きに戻る。針が一目ずつ進む。)</w:t>
       </w:r>
     </w:p>
     <w:p>
@@ -3087,7 +3087,7 @@
           <w:i w:val="0"/>
           <w:sz w:val="22"/>
         </w:rPr>
-        <w:t>書く前に先に言う、と、言ったでしょう。あなたの方が。</w:t>
+        <w:t>書く前に先に言う、と言ったでしょう。あなたの方が。</w:t>
       </w:r>
     </w:p>
     <w:p>
@@ -3148,7 +3148,7 @@
           <w:color w:val="555555"/>
           <w:sz w:val="22"/>
         </w:rPr>
-        <w:t>(柚木の顔から、表情が、少しずつ引く。コーヒーに、手を伸ばさない。)</w:t>
+        <w:t>(柚木の顔から、表情が少しずつ引く。コーヒーに手を伸ばさない。)</w:t>
       </w:r>
     </w:p>
     <w:p>
@@ -3217,7 +3217,7 @@
           <w:i w:val="0"/>
           <w:sz w:val="22"/>
         </w:rPr>
-        <w:t>反対も賛成も、記者の口からは言えません。(間)ただ。公募の締め切りは二月二十八日。その前に、私はもう記事を書く側にいます。「亡き議員の長男、出馬へ」。それは、書きます。</w:t>
+        <w:t>反対も賛成も、記者の口からは言えません。(間)ただ。公募の締め切りは二月二十八日。その前に、私はもう記事を書く側にいます。「亡き議員の長男、出馬へ」。それは書きます。</w:t>
       </w:r>
     </w:p>
     <w:p>
@@ -3263,7 +3263,7 @@
           <w:i w:val="0"/>
           <w:sz w:val="22"/>
         </w:rPr>
-        <w:t>真壁さんは。(静かに)原告団の代理人から、国の側に入る。私の記事は、そのことを書かないといけない。書かないと、読者に対して、嘘になる。</w:t>
+        <w:t>真壁さんは。(静かに)原告団の代理人から、国の側に入る。私の記事はそのことを書かないといけない。書かないと、読者に対して、嘘になる。</w:t>
       </w:r>
     </w:p>
     <w:p>
@@ -3309,7 +3309,7 @@
           <w:i w:val="0"/>
           <w:sz w:val="22"/>
         </w:rPr>
-        <w:t>分かってない、と思います。(初めて視線を上げる)記者の私は、書かなければいけないことを、先に言わずに書く立場です。でも、真壁さんには、先に言います。それが、私の、最後の優しさです。</w:t>
+        <w:t>分かってない、と思います。(初めて視線を上げる)記者の私は、書かなければいけないことを、先に言わずに書く立場です。でも真壁さんには、先に言います。それが私の最後の優しさです。</w:t>
       </w:r>
     </w:p>
     <w:p>
@@ -3355,7 +3355,7 @@
           <w:i w:val="0"/>
           <w:sz w:val="22"/>
         </w:rPr>
-        <w:t>今のところは。(コーヒーに口をつける。冷めている)これから、真壁さんの周りで、いろいろなことが動きます。私は、そのどれもを、見る立場にいます。それでも、約束は、約束です。</w:t>
+        <w:t>今のところは。(コーヒーに口をつける。冷めている)これから、真壁さんの周りで、いろいろなことが動きます。私はそのどれもを、見る立場にいます。それでも約束は約束です。</w:t>
       </w:r>
     </w:p>
     <w:p>
@@ -3370,7 +3370,7 @@
           <w:color w:val="555555"/>
           <w:sz w:val="22"/>
         </w:rPr>
-        <w:t>(テーブルの上の手帳は、閉じられたまま。柚木はペンを、まだ出さない。窓の外の路地を、雪混じりの風が通る。)</w:t>
+        <w:t>(テーブルの上の手帳は、閉じられたまま。柚木はペンをまだ出さない。窓の外の路地を、雪混じりの風が通る。)</w:t>
       </w:r>
     </w:p>
     <w:p>
@@ -3400,7 +3400,7 @@
           <w:color w:val="555555"/>
           <w:sz w:val="22"/>
         </w:rPr>
-        <w:t>(2022年1月28日(金)午後9時。桐生法律事務所。電話の子機を持った遼が、自分の机の前に立っている。三浦は帰り支度を終えて、コートを手に、入口で待っている。灯の姿は、もうない。机の上に、灯の字で書かれた付箋一枚。「お茶、飲み終えました」。)</w:t>
+        <w:t>(2022年1月28日(金)午後9時。桐生法律事務所。電話の子機を持った遼が、自分の机の前に立っている。三浦は帰り支度を終えて、コートを手に、入口で待っている。灯の姿はもうない。机の上に灯の字で書かれた付箋一枚。「お茶、飲み終えました」。)</w:t>
       </w:r>
     </w:p>
     <w:p>
@@ -3545,7 +3545,7 @@
           <w:i w:val="0"/>
           <w:sz w:val="22"/>
         </w:rPr>
-        <w:t>君の父上は、この門の前で、一度だけ、私に頭を下げたことがある。二十年前に。理由は、いずれ、話そう。(声は柔らかい)閂は、これから先、君の手の中にある。外す日も、掛ける日も。</w:t>
+        <w:t>君の父上はこの門の前で一度だけ、私に頭を下げたことがある。二十年前に。理由はいずれ、話そう。(声は柔らかい)閂はこれから先、君の手の中にある。外す日も掛ける日も。</w:t>
       </w:r>
     </w:p>
     <w:p>
@@ -3591,7 +3591,7 @@
           <w:i w:val="0"/>
           <w:sz w:val="22"/>
         </w:rPr>
-        <w:t>分かった、と言う者は、たくさんいる。(小さく笑う)雪道に、気をつけたまえ。</w:t>
+        <w:t>分かった、と言う者はたくさんいる。(小さく笑う)雪道に気をつけたまえ。</w:t>
       </w:r>
     </w:p>
     <w:p>
@@ -3728,7 +3728,7 @@
           <w:color w:val="555555"/>
           <w:sz w:val="22"/>
         </w:rPr>
-        <w:t>(遼は一口、飲む。それから、入口の曇りガラスを見る。外の街灯の光で、金文字が、裏返しに読める。「所務事律法生桐」。)</w:t>
+        <w:t>(遼は一口、飲む。それから、入口の曇りガラスを見る。外の街灯の光で金文字が裏返しに読める。「所務事律法生桐」。)</w:t>
       </w:r>
     </w:p>
     <w:p>
@@ -3751,7 +3751,7 @@
           <w:i w:val="0"/>
           <w:sz w:val="22"/>
         </w:rPr>
-        <w:t>看板は、この向きでは、読めないんですね。</w:t>
+        <w:t>看板はこの向きでは、読めないんですね。</w:t>
       </w:r>
     </w:p>
     <w:p>
@@ -3774,7 +3774,7 @@
           <w:i w:val="0"/>
           <w:sz w:val="22"/>
         </w:rPr>
-        <w:t>中からは、そうです。外からだけ、読めるんです。</w:t>
+        <w:t>中からはそうです。外からだけ、読めるんです。</w:t>
       </w:r>
     </w:p>
     <w:p>
@@ -3789,7 +3789,7 @@
           <w:color w:val="555555"/>
           <w:sz w:val="22"/>
         </w:rPr>
-        <w:t>(遼は何も言わない。鉄瓶から、湯気が一本、天井へ昇る。)</w:t>
+        <w:t>(遼は何も言わない。鉄瓶から湯気が一本、天井へ昇る。)</w:t>
       </w:r>
     </w:p>
     <w:p>
@@ -3915,7 +3915,7 @@
           <w:i w:val="0"/>
           <w:sz w:val="22"/>
         </w:rPr>
-        <w:t>«（～）っから» — 한국어 해설: "～할 테니까". 도호쿠 방언에서 「見てるから」가 「見てっから」로 줄어든 형태. 장면 3에서 엔도가 「やってる所を、おらは、見てっから」라고 말하며, 반말(방언).</w:t>
+        <w:t>«（～）っから» — 한국어 해설: "～할 테니까". 도호쿠 방언에서 「見てるから」가 「見てっから」로 줄어든 형태. 장면 3에서 엔도가 「やってる所を、おらは見てっから」라고 말하며, 반말(방언).</w:t>
       </w:r>
     </w:p>
     <w:p>
